--- a/pgb-meeting-minutes/2025/4-dec-25/_NIEMOpen PGB Meeting Minutes 28 Aug  2025 v1 8-20-25.docx
+++ b/pgb-meeting-minutes/2025/4-dec-25/_NIEMOpen PGB Meeting Minutes 28 Aug  2025 v1 8-20-25.docx
@@ -1,6 +1,6 @@
 
 <file path=word/document.xml><?xml version="1.0" encoding="utf-8"?>
-<w:document xmlns:wpc="http://schemas.microsoft.com/office/word/2010/wordprocessingCanvas" xmlns:cx="http://schemas.microsoft.com/office/drawing/2014/chartex" xmlns:cx1="http://schemas.microsoft.com/office/drawing/2015/9/8/chartex" xmlns:cx2="http://schemas.microsoft.com/office/drawing/2015/10/21/chartex" xmlns:cx3="http://schemas.microsoft.com/office/drawing/2016/5/9/chartex" xmlns:cx4="http://schemas.microsoft.com/office/drawing/2016/5/10/chartex" xmlns:cx5="http://schemas.microsoft.com/office/drawing/2016/5/11/chartex" xmlns:cx6="http://schemas.microsoft.com/office/drawing/2016/5/12/chartex" xmlns:cx7="http://schemas.microsoft.com/office/drawing/2016/5/13/chartex" xmlns:cx8="http://schemas.microsoft.com/office/drawing/2016/5/14/chartex" xmlns:mc="http://schemas.openxmlformats.org/markup-compatibility/2006" xmlns:aink="http://schemas.microsoft.com/office/drawing/2016/ink" xmlns:am3d="http://schemas.microsoft.com/office/drawing/2017/model3d" xmlns:o="urn:schemas-microsoft-com:office:office" xmlns:oel="http://schemas.microsoft.com/office/2019/extlst" xmlns:r="http://schemas.openxmlformats.org/officeDocument/2006/relationships" xmlns:m="http://schemas.openxmlformats.org/officeDocument/2006/math" xmlns:v="urn:schemas-microsoft-com:vml" xmlns:wp14="http://schemas.microsoft.com/office/word/2010/wordprocessingDrawing" xmlns:wp="http://schemas.openxmlformats.org/drawingml/2006/wordprocessingDrawing" xmlns:w10="urn:schemas-microsoft-com:office:word" xmlns:w="http://schemas.openxmlformats.org/wordprocessingml/2006/main" xmlns:w14="http://schemas.microsoft.com/office/word/2010/wordml" xmlns:w15="http://schemas.microsoft.com/office/word/2012/wordml" xmlns:w16cex="http://schemas.microsoft.com/office/word/2018/wordml/cex" xmlns:w16cid="http://schemas.microsoft.com/office/word/2016/wordml/cid" xmlns:w16="http://schemas.microsoft.com/office/word/2018/wordml" xmlns:w16sdtdh="http://schemas.microsoft.com/office/word/2020/wordml/sdtdatahash" xmlns:w16se="http://schemas.microsoft.com/office/word/2015/wordml/symex" xmlns:wpg="http://schemas.microsoft.com/office/word/2010/wordprocessingGroup" xmlns:wpi="http://schemas.microsoft.com/office/word/2010/wordprocessingInk" xmlns:wne="http://schemas.microsoft.com/office/word/2006/wordml" xmlns:wps="http://schemas.microsoft.com/office/word/2010/wordprocessingShape" mc:Ignorable="w14 w15 w16se w16cid w16 w16cex w16sdtdh wp14">
+<w:document xmlns:wpc="http://schemas.microsoft.com/office/word/2010/wordprocessingCanvas" xmlns:cx="http://schemas.microsoft.com/office/drawing/2014/chartex" xmlns:cx1="http://schemas.microsoft.com/office/drawing/2015/9/8/chartex" xmlns:cx2="http://schemas.microsoft.com/office/drawing/2015/10/21/chartex" xmlns:cx3="http://schemas.microsoft.com/office/drawing/2016/5/9/chartex" xmlns:cx4="http://schemas.microsoft.com/office/drawing/2016/5/10/chartex" xmlns:cx5="http://schemas.microsoft.com/office/drawing/2016/5/11/chartex" xmlns:cx6="http://schemas.microsoft.com/office/drawing/2016/5/12/chartex" xmlns:cx7="http://schemas.microsoft.com/office/drawing/2016/5/13/chartex" xmlns:cx8="http://schemas.microsoft.com/office/drawing/2016/5/14/chartex" xmlns:mc="http://schemas.openxmlformats.org/markup-compatibility/2006" xmlns:aink="http://schemas.microsoft.com/office/drawing/2016/ink" xmlns:am3d="http://schemas.microsoft.com/office/drawing/2017/model3d" xmlns:o="urn:schemas-microsoft-com:office:office" xmlns:oel="http://schemas.microsoft.com/office/2019/extlst" xmlns:r="http://schemas.openxmlformats.org/officeDocument/2006/relationships" xmlns:m="http://schemas.openxmlformats.org/officeDocument/2006/math" xmlns:v="urn:schemas-microsoft-com:vml" xmlns:wp14="http://schemas.microsoft.com/office/word/2010/wordprocessingDrawing" xmlns:wp="http://schemas.openxmlformats.org/drawingml/2006/wordprocessingDrawing" xmlns:w10="urn:schemas-microsoft-com:office:word" xmlns:w="http://schemas.openxmlformats.org/wordprocessingml/2006/main" xmlns:w14="http://schemas.microsoft.com/office/word/2010/wordml" xmlns:w15="http://schemas.microsoft.com/office/word/2012/wordml" xmlns:w16cex="http://schemas.microsoft.com/office/word/2018/wordml/cex" xmlns:w16cid="http://schemas.microsoft.com/office/word/2016/wordml/cid" xmlns:w16="http://schemas.microsoft.com/office/word/2018/wordml" xmlns:w16du="http://schemas.microsoft.com/office/word/2023/wordml/word16du" xmlns:w16sdtdh="http://schemas.microsoft.com/office/word/2020/wordml/sdtdatahash" xmlns:w16sdtfl="http://schemas.microsoft.com/office/word/2024/wordml/sdtformatlock" xmlns:w16se="http://schemas.microsoft.com/office/word/2015/wordml/symex" xmlns:wpg="http://schemas.microsoft.com/office/word/2010/wordprocessingGroup" xmlns:wpi="http://schemas.microsoft.com/office/word/2010/wordprocessingInk" xmlns:wne="http://schemas.microsoft.com/office/word/2006/wordml" xmlns:wps="http://schemas.microsoft.com/office/word/2010/wordprocessingShape" mc:Ignorable="w14 w15 w16se w16cid w16 w16cex w16sdtdh w16sdtfl w16du wp14">
   <w:body>
     <w:p>
       <w:pPr>
@@ -207,12 +207,16 @@
           <w:ilvl w:val="0"/>
           <w:numId w:val="6"/>
         </w:numPr>
+        <w:rPr>
+          <w:lang w:val="pt-BR"/>
+        </w:rPr>
       </w:pPr>
       <w:r>
         <w:rPr>
           <w:rFonts w:ascii="Calibri" w:hAnsi="Calibri" w:cs="Calibri"/>
           <w:bdr w:val="none" w:sz="0" w:space="0" w:color="auto" w:frame="1"/>
           <w:shd w:val="clear" w:color="auto" w:fill="FFFFFF"/>
+          <w:lang w:val="pt-BR"/>
         </w:rPr>
         <w:t>Ms. Shunda Louis,</w:t>
       </w:r>
@@ -221,6 +225,7 @@
           <w:rFonts w:ascii="Calibri" w:hAnsi="Calibri" w:cs="Calibri"/>
           <w:bdr w:val="none" w:sz="0" w:space="0" w:color="auto" w:frame="1"/>
           <w:shd w:val="clear" w:color="auto" w:fill="FFFFFF"/>
+          <w:lang w:val="pt-BR"/>
         </w:rPr>
         <w:t xml:space="preserve"> </w:t>
       </w:r>
@@ -230,6 +235,7 @@
           <w:color w:val="0000FF"/>
           <w:bdr w:val="none" w:sz="0" w:space="0" w:color="auto" w:frame="1"/>
           <w:shd w:val="clear" w:color="auto" w:fill="FFFFFF"/>
+          <w:lang w:val="pt-BR"/>
         </w:rPr>
         <w:t>(</w:t>
       </w:r>
@@ -237,6 +243,7 @@
         <w:r>
           <w:rPr>
             <w:color w:val="0000FF"/>
+            <w:lang w:val="pt-BR"/>
           </w:rPr>
           <w:t>shunda.r.louis.ctr@mail.mil</w:t>
         </w:r>
@@ -247,6 +254,7 @@
           <w:color w:val="0000FF"/>
           <w:bdr w:val="none" w:sz="0" w:space="0" w:color="auto" w:frame="1"/>
           <w:shd w:val="clear" w:color="auto" w:fill="FFFFFF"/>
+          <w:lang w:val="pt-BR"/>
         </w:rPr>
         <w:t>)</w:t>
       </w:r>
@@ -967,7 +975,6 @@
         <w:tc>
           <w:tcPr>
             <w:tcW w:w="5454" w:type="dxa"/>
-            <w:shd w:val="clear" w:color="auto" w:fill="auto"/>
           </w:tcPr>
           <w:p>
             <w:pPr>
@@ -981,7 +988,6 @@
         <w:tc>
           <w:tcPr>
             <w:tcW w:w="3271" w:type="dxa"/>
-            <w:shd w:val="clear" w:color="auto" w:fill="auto"/>
           </w:tcPr>
           <w:p>
             <w:pPr>
@@ -1008,7 +1014,6 @@
         <w:tc>
           <w:tcPr>
             <w:tcW w:w="5454" w:type="dxa"/>
-            <w:shd w:val="clear" w:color="auto" w:fill="auto"/>
           </w:tcPr>
           <w:p>
             <w:pPr>
@@ -1022,7 +1027,6 @@
         <w:tc>
           <w:tcPr>
             <w:tcW w:w="3271" w:type="dxa"/>
-            <w:shd w:val="clear" w:color="auto" w:fill="auto"/>
           </w:tcPr>
           <w:p>
             <w:pPr>
@@ -1049,7 +1053,6 @@
         <w:tc>
           <w:tcPr>
             <w:tcW w:w="5454" w:type="dxa"/>
-            <w:shd w:val="clear" w:color="auto" w:fill="auto"/>
           </w:tcPr>
           <w:p>
             <w:pPr>
@@ -1063,7 +1066,6 @@
         <w:tc>
           <w:tcPr>
             <w:tcW w:w="3271" w:type="dxa"/>
-            <w:shd w:val="clear" w:color="auto" w:fill="auto"/>
           </w:tcPr>
           <w:p>
             <w:pPr>
@@ -1090,7 +1092,6 @@
         <w:tc>
           <w:tcPr>
             <w:tcW w:w="5454" w:type="dxa"/>
-            <w:shd w:val="clear" w:color="auto" w:fill="auto"/>
           </w:tcPr>
           <w:p>
             <w:pPr>
@@ -1104,7 +1105,6 @@
         <w:tc>
           <w:tcPr>
             <w:tcW w:w="3271" w:type="dxa"/>
-            <w:shd w:val="clear" w:color="auto" w:fill="auto"/>
           </w:tcPr>
           <w:p>
             <w:pPr>
@@ -1131,7 +1131,6 @@
         <w:tc>
           <w:tcPr>
             <w:tcW w:w="5454" w:type="dxa"/>
-            <w:shd w:val="clear" w:color="auto" w:fill="auto"/>
           </w:tcPr>
           <w:p>
             <w:pPr>
@@ -1151,7 +1150,6 @@
         <w:tc>
           <w:tcPr>
             <w:tcW w:w="3271" w:type="dxa"/>
-            <w:shd w:val="clear" w:color="auto" w:fill="auto"/>
           </w:tcPr>
           <w:p>
             <w:pPr>
@@ -2851,7 +2849,7 @@
 </file>
 
 <file path=word/endnotes.xml><?xml version="1.0" encoding="utf-8"?>
-<w:endnotes xmlns:wpc="http://schemas.microsoft.com/office/word/2010/wordprocessingCanvas" xmlns:cx="http://schemas.microsoft.com/office/drawing/2014/chartex" xmlns:cx1="http://schemas.microsoft.com/office/drawing/2015/9/8/chartex" xmlns:cx2="http://schemas.microsoft.com/office/drawing/2015/10/21/chartex" xmlns:cx3="http://schemas.microsoft.com/office/drawing/2016/5/9/chartex" xmlns:cx4="http://schemas.microsoft.com/office/drawing/2016/5/10/chartex" xmlns:cx5="http://schemas.microsoft.com/office/drawing/2016/5/11/chartex" xmlns:cx6="http://schemas.microsoft.com/office/drawing/2016/5/12/chartex" xmlns:cx7="http://schemas.microsoft.com/office/drawing/2016/5/13/chartex" xmlns:cx8="http://schemas.microsoft.com/office/drawing/2016/5/14/chartex" xmlns:mc="http://schemas.openxmlformats.org/markup-compatibility/2006" xmlns:aink="http://schemas.microsoft.com/office/drawing/2016/ink" xmlns:am3d="http://schemas.microsoft.com/office/drawing/2017/model3d" xmlns:o="urn:schemas-microsoft-com:office:office" xmlns:oel="http://schemas.microsoft.com/office/2019/extlst" xmlns:r="http://schemas.openxmlformats.org/officeDocument/2006/relationships" xmlns:m="http://schemas.openxmlformats.org/officeDocument/2006/math" xmlns:v="urn:schemas-microsoft-com:vml" xmlns:wp14="http://schemas.microsoft.com/office/word/2010/wordprocessingDrawing" xmlns:wp="http://schemas.openxmlformats.org/drawingml/2006/wordprocessingDrawing" xmlns:w10="urn:schemas-microsoft-com:office:word" xmlns:w="http://schemas.openxmlformats.org/wordprocessingml/2006/main" xmlns:w14="http://schemas.microsoft.com/office/word/2010/wordml" xmlns:w15="http://schemas.microsoft.com/office/word/2012/wordml" xmlns:w16cex="http://schemas.microsoft.com/office/word/2018/wordml/cex" xmlns:w16cid="http://schemas.microsoft.com/office/word/2016/wordml/cid" xmlns:w16="http://schemas.microsoft.com/office/word/2018/wordml" xmlns:w16sdtdh="http://schemas.microsoft.com/office/word/2020/wordml/sdtdatahash" xmlns:w16se="http://schemas.microsoft.com/office/word/2015/wordml/symex" xmlns:wpg="http://schemas.microsoft.com/office/word/2010/wordprocessingGroup" xmlns:wpi="http://schemas.microsoft.com/office/word/2010/wordprocessingInk" xmlns:wne="http://schemas.microsoft.com/office/word/2006/wordml" xmlns:wps="http://schemas.microsoft.com/office/word/2010/wordprocessingShape" mc:Ignorable="w14 w15 w16se w16cid w16 w16cex w16sdtdh wp14">
+<w:endnotes xmlns:wpc="http://schemas.microsoft.com/office/word/2010/wordprocessingCanvas" xmlns:cx="http://schemas.microsoft.com/office/drawing/2014/chartex" xmlns:cx1="http://schemas.microsoft.com/office/drawing/2015/9/8/chartex" xmlns:cx2="http://schemas.microsoft.com/office/drawing/2015/10/21/chartex" xmlns:cx3="http://schemas.microsoft.com/office/drawing/2016/5/9/chartex" xmlns:cx4="http://schemas.microsoft.com/office/drawing/2016/5/10/chartex" xmlns:cx5="http://schemas.microsoft.com/office/drawing/2016/5/11/chartex" xmlns:cx6="http://schemas.microsoft.com/office/drawing/2016/5/12/chartex" xmlns:cx7="http://schemas.microsoft.com/office/drawing/2016/5/13/chartex" xmlns:cx8="http://schemas.microsoft.com/office/drawing/2016/5/14/chartex" xmlns:mc="http://schemas.openxmlformats.org/markup-compatibility/2006" xmlns:aink="http://schemas.microsoft.com/office/drawing/2016/ink" xmlns:am3d="http://schemas.microsoft.com/office/drawing/2017/model3d" xmlns:o="urn:schemas-microsoft-com:office:office" xmlns:oel="http://schemas.microsoft.com/office/2019/extlst" xmlns:r="http://schemas.openxmlformats.org/officeDocument/2006/relationships" xmlns:m="http://schemas.openxmlformats.org/officeDocument/2006/math" xmlns:v="urn:schemas-microsoft-com:vml" xmlns:wp14="http://schemas.microsoft.com/office/word/2010/wordprocessingDrawing" xmlns:wp="http://schemas.openxmlformats.org/drawingml/2006/wordprocessingDrawing" xmlns:w10="urn:schemas-microsoft-com:office:word" xmlns:w="http://schemas.openxmlformats.org/wordprocessingml/2006/main" xmlns:w14="http://schemas.microsoft.com/office/word/2010/wordml" xmlns:w15="http://schemas.microsoft.com/office/word/2012/wordml" xmlns:w16cex="http://schemas.microsoft.com/office/word/2018/wordml/cex" xmlns:w16cid="http://schemas.microsoft.com/office/word/2016/wordml/cid" xmlns:w16="http://schemas.microsoft.com/office/word/2018/wordml" xmlns:w16du="http://schemas.microsoft.com/office/word/2023/wordml/word16du" xmlns:w16sdtdh="http://schemas.microsoft.com/office/word/2020/wordml/sdtdatahash" xmlns:w16sdtfl="http://schemas.microsoft.com/office/word/2024/wordml/sdtformatlock" xmlns:w16se="http://schemas.microsoft.com/office/word/2015/wordml/symex" xmlns:wpg="http://schemas.microsoft.com/office/word/2010/wordprocessingGroup" xmlns:wpi="http://schemas.microsoft.com/office/word/2010/wordprocessingInk" xmlns:wne="http://schemas.microsoft.com/office/word/2006/wordml" xmlns:wps="http://schemas.microsoft.com/office/word/2010/wordprocessingShape" mc:Ignorable="w14 w15 w16se w16cid w16 w16cex w16sdtdh w16sdtfl w16du wp14">
   <w:endnote w:type="separator" w:id="-1">
     <w:p>
       <w:pPr>
@@ -2883,7 +2881,7 @@
 </file>
 
 <file path=word/footer1.xml><?xml version="1.0" encoding="utf-8"?>
-<w:ftr xmlns:wpc="http://schemas.microsoft.com/office/word/2010/wordprocessingCanvas" xmlns:cx="http://schemas.microsoft.com/office/drawing/2014/chartex" xmlns:cx1="http://schemas.microsoft.com/office/drawing/2015/9/8/chartex" xmlns:cx2="http://schemas.microsoft.com/office/drawing/2015/10/21/chartex" xmlns:cx3="http://schemas.microsoft.com/office/drawing/2016/5/9/chartex" xmlns:cx4="http://schemas.microsoft.com/office/drawing/2016/5/10/chartex" xmlns:cx5="http://schemas.microsoft.com/office/drawing/2016/5/11/chartex" xmlns:cx6="http://schemas.microsoft.com/office/drawing/2016/5/12/chartex" xmlns:cx7="http://schemas.microsoft.com/office/drawing/2016/5/13/chartex" xmlns:cx8="http://schemas.microsoft.com/office/drawing/2016/5/14/chartex" xmlns:mc="http://schemas.openxmlformats.org/markup-compatibility/2006" xmlns:aink="http://schemas.microsoft.com/office/drawing/2016/ink" xmlns:am3d="http://schemas.microsoft.com/office/drawing/2017/model3d" xmlns:o="urn:schemas-microsoft-com:office:office" xmlns:oel="http://schemas.microsoft.com/office/2019/extlst" xmlns:r="http://schemas.openxmlformats.org/officeDocument/2006/relationships" xmlns:m="http://schemas.openxmlformats.org/officeDocument/2006/math" xmlns:v="urn:schemas-microsoft-com:vml" xmlns:wp14="http://schemas.microsoft.com/office/word/2010/wordprocessingDrawing" xmlns:wp="http://schemas.openxmlformats.org/drawingml/2006/wordprocessingDrawing" xmlns:w10="urn:schemas-microsoft-com:office:word" xmlns:w="http://schemas.openxmlformats.org/wordprocessingml/2006/main" xmlns:w14="http://schemas.microsoft.com/office/word/2010/wordml" xmlns:w15="http://schemas.microsoft.com/office/word/2012/wordml" xmlns:w16cex="http://schemas.microsoft.com/office/word/2018/wordml/cex" xmlns:w16cid="http://schemas.microsoft.com/office/word/2016/wordml/cid" xmlns:w16="http://schemas.microsoft.com/office/word/2018/wordml" xmlns:w16sdtdh="http://schemas.microsoft.com/office/word/2020/wordml/sdtdatahash" xmlns:w16se="http://schemas.microsoft.com/office/word/2015/wordml/symex" xmlns:wpg="http://schemas.microsoft.com/office/word/2010/wordprocessingGroup" xmlns:wpi="http://schemas.microsoft.com/office/word/2010/wordprocessingInk" xmlns:wne="http://schemas.microsoft.com/office/word/2006/wordml" xmlns:wps="http://schemas.microsoft.com/office/word/2010/wordprocessingShape" mc:Ignorable="w14 w15 w16se w16cid w16 w16cex w16sdtdh wp14">
+<w:ftr xmlns:wpc="http://schemas.microsoft.com/office/word/2010/wordprocessingCanvas" xmlns:cx="http://schemas.microsoft.com/office/drawing/2014/chartex" xmlns:cx1="http://schemas.microsoft.com/office/drawing/2015/9/8/chartex" xmlns:cx2="http://schemas.microsoft.com/office/drawing/2015/10/21/chartex" xmlns:cx3="http://schemas.microsoft.com/office/drawing/2016/5/9/chartex" xmlns:cx4="http://schemas.microsoft.com/office/drawing/2016/5/10/chartex" xmlns:cx5="http://schemas.microsoft.com/office/drawing/2016/5/11/chartex" xmlns:cx6="http://schemas.microsoft.com/office/drawing/2016/5/12/chartex" xmlns:cx7="http://schemas.microsoft.com/office/drawing/2016/5/13/chartex" xmlns:cx8="http://schemas.microsoft.com/office/drawing/2016/5/14/chartex" xmlns:mc="http://schemas.openxmlformats.org/markup-compatibility/2006" xmlns:aink="http://schemas.microsoft.com/office/drawing/2016/ink" xmlns:am3d="http://schemas.microsoft.com/office/drawing/2017/model3d" xmlns:o="urn:schemas-microsoft-com:office:office" xmlns:oel="http://schemas.microsoft.com/office/2019/extlst" xmlns:r="http://schemas.openxmlformats.org/officeDocument/2006/relationships" xmlns:m="http://schemas.openxmlformats.org/officeDocument/2006/math" xmlns:v="urn:schemas-microsoft-com:vml" xmlns:wp14="http://schemas.microsoft.com/office/word/2010/wordprocessingDrawing" xmlns:wp="http://schemas.openxmlformats.org/drawingml/2006/wordprocessingDrawing" xmlns:w10="urn:schemas-microsoft-com:office:word" xmlns:w="http://schemas.openxmlformats.org/wordprocessingml/2006/main" xmlns:w14="http://schemas.microsoft.com/office/word/2010/wordml" xmlns:w15="http://schemas.microsoft.com/office/word/2012/wordml" xmlns:w16cex="http://schemas.microsoft.com/office/word/2018/wordml/cex" xmlns:w16cid="http://schemas.microsoft.com/office/word/2016/wordml/cid" xmlns:w16="http://schemas.microsoft.com/office/word/2018/wordml" xmlns:w16du="http://schemas.microsoft.com/office/word/2023/wordml/word16du" xmlns:w16sdtdh="http://schemas.microsoft.com/office/word/2020/wordml/sdtdatahash" xmlns:w16sdtfl="http://schemas.microsoft.com/office/word/2024/wordml/sdtformatlock" xmlns:w16se="http://schemas.microsoft.com/office/word/2015/wordml/symex" xmlns:wpg="http://schemas.microsoft.com/office/word/2010/wordprocessingGroup" xmlns:wpi="http://schemas.microsoft.com/office/word/2010/wordprocessingInk" xmlns:wne="http://schemas.microsoft.com/office/word/2006/wordml" xmlns:wps="http://schemas.microsoft.com/office/word/2010/wordprocessingShape" mc:Ignorable="w14 w15 w16se w16cid w16 w16cex w16sdtdh w16sdtfl w16du wp14">
   <w:p>
     <w:pPr>
       <w:pStyle w:val="Footer"/>
@@ -2893,7 +2891,7 @@
 </file>
 
 <file path=word/footer2.xml><?xml version="1.0" encoding="utf-8"?>
-<w:ftr xmlns:wpc="http://schemas.microsoft.com/office/word/2010/wordprocessingCanvas" xmlns:cx="http://schemas.microsoft.com/office/drawing/2014/chartex" xmlns:cx1="http://schemas.microsoft.com/office/drawing/2015/9/8/chartex" xmlns:cx2="http://schemas.microsoft.com/office/drawing/2015/10/21/chartex" xmlns:cx3="http://schemas.microsoft.com/office/drawing/2016/5/9/chartex" xmlns:cx4="http://schemas.microsoft.com/office/drawing/2016/5/10/chartex" xmlns:cx5="http://schemas.microsoft.com/office/drawing/2016/5/11/chartex" xmlns:cx6="http://schemas.microsoft.com/office/drawing/2016/5/12/chartex" xmlns:cx7="http://schemas.microsoft.com/office/drawing/2016/5/13/chartex" xmlns:cx8="http://schemas.microsoft.com/office/drawing/2016/5/14/chartex" xmlns:mc="http://schemas.openxmlformats.org/markup-compatibility/2006" xmlns:aink="http://schemas.microsoft.com/office/drawing/2016/ink" xmlns:am3d="http://schemas.microsoft.com/office/drawing/2017/model3d" xmlns:o="urn:schemas-microsoft-com:office:office" xmlns:oel="http://schemas.microsoft.com/office/2019/extlst" xmlns:r="http://schemas.openxmlformats.org/officeDocument/2006/relationships" xmlns:m="http://schemas.openxmlformats.org/officeDocument/2006/math" xmlns:v="urn:schemas-microsoft-com:vml" xmlns:wp14="http://schemas.microsoft.com/office/word/2010/wordprocessingDrawing" xmlns:wp="http://schemas.openxmlformats.org/drawingml/2006/wordprocessingDrawing" xmlns:w10="urn:schemas-microsoft-com:office:word" xmlns:w="http://schemas.openxmlformats.org/wordprocessingml/2006/main" xmlns:w14="http://schemas.microsoft.com/office/word/2010/wordml" xmlns:w15="http://schemas.microsoft.com/office/word/2012/wordml" xmlns:w16cex="http://schemas.microsoft.com/office/word/2018/wordml/cex" xmlns:w16cid="http://schemas.microsoft.com/office/word/2016/wordml/cid" xmlns:w16="http://schemas.microsoft.com/office/word/2018/wordml" xmlns:w16sdtdh="http://schemas.microsoft.com/office/word/2020/wordml/sdtdatahash" xmlns:w16se="http://schemas.microsoft.com/office/word/2015/wordml/symex" xmlns:wpg="http://schemas.microsoft.com/office/word/2010/wordprocessingGroup" xmlns:wpi="http://schemas.microsoft.com/office/word/2010/wordprocessingInk" xmlns:wne="http://schemas.microsoft.com/office/word/2006/wordml" xmlns:wps="http://schemas.microsoft.com/office/word/2010/wordprocessingShape" mc:Ignorable="w14 w15 w16se w16cid w16 w16cex w16sdtdh wp14">
+<w:ftr xmlns:wpc="http://schemas.microsoft.com/office/word/2010/wordprocessingCanvas" xmlns:cx="http://schemas.microsoft.com/office/drawing/2014/chartex" xmlns:cx1="http://schemas.microsoft.com/office/drawing/2015/9/8/chartex" xmlns:cx2="http://schemas.microsoft.com/office/drawing/2015/10/21/chartex" xmlns:cx3="http://schemas.microsoft.com/office/drawing/2016/5/9/chartex" xmlns:cx4="http://schemas.microsoft.com/office/drawing/2016/5/10/chartex" xmlns:cx5="http://schemas.microsoft.com/office/drawing/2016/5/11/chartex" xmlns:cx6="http://schemas.microsoft.com/office/drawing/2016/5/12/chartex" xmlns:cx7="http://schemas.microsoft.com/office/drawing/2016/5/13/chartex" xmlns:cx8="http://schemas.microsoft.com/office/drawing/2016/5/14/chartex" xmlns:mc="http://schemas.openxmlformats.org/markup-compatibility/2006" xmlns:aink="http://schemas.microsoft.com/office/drawing/2016/ink" xmlns:am3d="http://schemas.microsoft.com/office/drawing/2017/model3d" xmlns:o="urn:schemas-microsoft-com:office:office" xmlns:oel="http://schemas.microsoft.com/office/2019/extlst" xmlns:r="http://schemas.openxmlformats.org/officeDocument/2006/relationships" xmlns:m="http://schemas.openxmlformats.org/officeDocument/2006/math" xmlns:v="urn:schemas-microsoft-com:vml" xmlns:wp14="http://schemas.microsoft.com/office/word/2010/wordprocessingDrawing" xmlns:wp="http://schemas.openxmlformats.org/drawingml/2006/wordprocessingDrawing" xmlns:w10="urn:schemas-microsoft-com:office:word" xmlns:w="http://schemas.openxmlformats.org/wordprocessingml/2006/main" xmlns:w14="http://schemas.microsoft.com/office/word/2010/wordml" xmlns:w15="http://schemas.microsoft.com/office/word/2012/wordml" xmlns:w16cex="http://schemas.microsoft.com/office/word/2018/wordml/cex" xmlns:w16cid="http://schemas.microsoft.com/office/word/2016/wordml/cid" xmlns:w16="http://schemas.microsoft.com/office/word/2018/wordml" xmlns:w16du="http://schemas.microsoft.com/office/word/2023/wordml/word16du" xmlns:w16sdtdh="http://schemas.microsoft.com/office/word/2020/wordml/sdtdatahash" xmlns:w16sdtfl="http://schemas.microsoft.com/office/word/2024/wordml/sdtformatlock" xmlns:w16se="http://schemas.microsoft.com/office/word/2015/wordml/symex" xmlns:wpg="http://schemas.microsoft.com/office/word/2010/wordprocessingGroup" xmlns:wpi="http://schemas.microsoft.com/office/word/2010/wordprocessingInk" xmlns:wne="http://schemas.microsoft.com/office/word/2006/wordml" xmlns:wps="http://schemas.microsoft.com/office/word/2010/wordprocessingShape" mc:Ignorable="w14 w15 w16se w16cid w16 w16cex w16sdtdh w16sdtfl w16du wp14">
   <w:sdt>
     <w:sdtPr>
       <w:id w:val="-2033336713"/>
@@ -2948,7 +2946,7 @@
 </file>
 
 <file path=word/footer3.xml><?xml version="1.0" encoding="utf-8"?>
-<w:ftr xmlns:wpc="http://schemas.microsoft.com/office/word/2010/wordprocessingCanvas" xmlns:cx="http://schemas.microsoft.com/office/drawing/2014/chartex" xmlns:cx1="http://schemas.microsoft.com/office/drawing/2015/9/8/chartex" xmlns:cx2="http://schemas.microsoft.com/office/drawing/2015/10/21/chartex" xmlns:cx3="http://schemas.microsoft.com/office/drawing/2016/5/9/chartex" xmlns:cx4="http://schemas.microsoft.com/office/drawing/2016/5/10/chartex" xmlns:cx5="http://schemas.microsoft.com/office/drawing/2016/5/11/chartex" xmlns:cx6="http://schemas.microsoft.com/office/drawing/2016/5/12/chartex" xmlns:cx7="http://schemas.microsoft.com/office/drawing/2016/5/13/chartex" xmlns:cx8="http://schemas.microsoft.com/office/drawing/2016/5/14/chartex" xmlns:mc="http://schemas.openxmlformats.org/markup-compatibility/2006" xmlns:aink="http://schemas.microsoft.com/office/drawing/2016/ink" xmlns:am3d="http://schemas.microsoft.com/office/drawing/2017/model3d" xmlns:o="urn:schemas-microsoft-com:office:office" xmlns:oel="http://schemas.microsoft.com/office/2019/extlst" xmlns:r="http://schemas.openxmlformats.org/officeDocument/2006/relationships" xmlns:m="http://schemas.openxmlformats.org/officeDocument/2006/math" xmlns:v="urn:schemas-microsoft-com:vml" xmlns:wp14="http://schemas.microsoft.com/office/word/2010/wordprocessingDrawing" xmlns:wp="http://schemas.openxmlformats.org/drawingml/2006/wordprocessingDrawing" xmlns:w10="urn:schemas-microsoft-com:office:word" xmlns:w="http://schemas.openxmlformats.org/wordprocessingml/2006/main" xmlns:w14="http://schemas.microsoft.com/office/word/2010/wordml" xmlns:w15="http://schemas.microsoft.com/office/word/2012/wordml" xmlns:w16cex="http://schemas.microsoft.com/office/word/2018/wordml/cex" xmlns:w16cid="http://schemas.microsoft.com/office/word/2016/wordml/cid" xmlns:w16="http://schemas.microsoft.com/office/word/2018/wordml" xmlns:w16sdtdh="http://schemas.microsoft.com/office/word/2020/wordml/sdtdatahash" xmlns:w16se="http://schemas.microsoft.com/office/word/2015/wordml/symex" xmlns:wpg="http://schemas.microsoft.com/office/word/2010/wordprocessingGroup" xmlns:wpi="http://schemas.microsoft.com/office/word/2010/wordprocessingInk" xmlns:wne="http://schemas.microsoft.com/office/word/2006/wordml" xmlns:wps="http://schemas.microsoft.com/office/word/2010/wordprocessingShape" mc:Ignorable="w14 w15 w16se w16cid w16 w16cex w16sdtdh wp14">
+<w:ftr xmlns:wpc="http://schemas.microsoft.com/office/word/2010/wordprocessingCanvas" xmlns:cx="http://schemas.microsoft.com/office/drawing/2014/chartex" xmlns:cx1="http://schemas.microsoft.com/office/drawing/2015/9/8/chartex" xmlns:cx2="http://schemas.microsoft.com/office/drawing/2015/10/21/chartex" xmlns:cx3="http://schemas.microsoft.com/office/drawing/2016/5/9/chartex" xmlns:cx4="http://schemas.microsoft.com/office/drawing/2016/5/10/chartex" xmlns:cx5="http://schemas.microsoft.com/office/drawing/2016/5/11/chartex" xmlns:cx6="http://schemas.microsoft.com/office/drawing/2016/5/12/chartex" xmlns:cx7="http://schemas.microsoft.com/office/drawing/2016/5/13/chartex" xmlns:cx8="http://schemas.microsoft.com/office/drawing/2016/5/14/chartex" xmlns:mc="http://schemas.openxmlformats.org/markup-compatibility/2006" xmlns:aink="http://schemas.microsoft.com/office/drawing/2016/ink" xmlns:am3d="http://schemas.microsoft.com/office/drawing/2017/model3d" xmlns:o="urn:schemas-microsoft-com:office:office" xmlns:oel="http://schemas.microsoft.com/office/2019/extlst" xmlns:r="http://schemas.openxmlformats.org/officeDocument/2006/relationships" xmlns:m="http://schemas.openxmlformats.org/officeDocument/2006/math" xmlns:v="urn:schemas-microsoft-com:vml" xmlns:wp14="http://schemas.microsoft.com/office/word/2010/wordprocessingDrawing" xmlns:wp="http://schemas.openxmlformats.org/drawingml/2006/wordprocessingDrawing" xmlns:w10="urn:schemas-microsoft-com:office:word" xmlns:w="http://schemas.openxmlformats.org/wordprocessingml/2006/main" xmlns:w14="http://schemas.microsoft.com/office/word/2010/wordml" xmlns:w15="http://schemas.microsoft.com/office/word/2012/wordml" xmlns:w16cex="http://schemas.microsoft.com/office/word/2018/wordml/cex" xmlns:w16cid="http://schemas.microsoft.com/office/word/2016/wordml/cid" xmlns:w16="http://schemas.microsoft.com/office/word/2018/wordml" xmlns:w16du="http://schemas.microsoft.com/office/word/2023/wordml/word16du" xmlns:w16sdtdh="http://schemas.microsoft.com/office/word/2020/wordml/sdtdatahash" xmlns:w16sdtfl="http://schemas.microsoft.com/office/word/2024/wordml/sdtformatlock" xmlns:w16se="http://schemas.microsoft.com/office/word/2015/wordml/symex" xmlns:wpg="http://schemas.microsoft.com/office/word/2010/wordprocessingGroup" xmlns:wpi="http://schemas.microsoft.com/office/word/2010/wordprocessingInk" xmlns:wne="http://schemas.microsoft.com/office/word/2006/wordml" xmlns:wps="http://schemas.microsoft.com/office/word/2010/wordprocessingShape" mc:Ignorable="w14 w15 w16se w16cid w16 w16cex w16sdtdh w16sdtfl w16du wp14">
   <w:p>
     <w:pPr>
       <w:pStyle w:val="Footer"/>
@@ -2958,7 +2956,7 @@
 </file>
 
 <file path=word/footnotes.xml><?xml version="1.0" encoding="utf-8"?>
-<w:footnotes xmlns:wpc="http://schemas.microsoft.com/office/word/2010/wordprocessingCanvas" xmlns:cx="http://schemas.microsoft.com/office/drawing/2014/chartex" xmlns:cx1="http://schemas.microsoft.com/office/drawing/2015/9/8/chartex" xmlns:cx2="http://schemas.microsoft.com/office/drawing/2015/10/21/chartex" xmlns:cx3="http://schemas.microsoft.com/office/drawing/2016/5/9/chartex" xmlns:cx4="http://schemas.microsoft.com/office/drawing/2016/5/10/chartex" xmlns:cx5="http://schemas.microsoft.com/office/drawing/2016/5/11/chartex" xmlns:cx6="http://schemas.microsoft.com/office/drawing/2016/5/12/chartex" xmlns:cx7="http://schemas.microsoft.com/office/drawing/2016/5/13/chartex" xmlns:cx8="http://schemas.microsoft.com/office/drawing/2016/5/14/chartex" xmlns:mc="http://schemas.openxmlformats.org/markup-compatibility/2006" xmlns:aink="http://schemas.microsoft.com/office/drawing/2016/ink" xmlns:am3d="http://schemas.microsoft.com/office/drawing/2017/model3d" xmlns:o="urn:schemas-microsoft-com:office:office" xmlns:oel="http://schemas.microsoft.com/office/2019/extlst" xmlns:r="http://schemas.openxmlformats.org/officeDocument/2006/relationships" xmlns:m="http://schemas.openxmlformats.org/officeDocument/2006/math" xmlns:v="urn:schemas-microsoft-com:vml" xmlns:wp14="http://schemas.microsoft.com/office/word/2010/wordprocessingDrawing" xmlns:wp="http://schemas.openxmlformats.org/drawingml/2006/wordprocessingDrawing" xmlns:w10="urn:schemas-microsoft-com:office:word" xmlns:w="http://schemas.openxmlformats.org/wordprocessingml/2006/main" xmlns:w14="http://schemas.microsoft.com/office/word/2010/wordml" xmlns:w15="http://schemas.microsoft.com/office/word/2012/wordml" xmlns:w16cex="http://schemas.microsoft.com/office/word/2018/wordml/cex" xmlns:w16cid="http://schemas.microsoft.com/office/word/2016/wordml/cid" xmlns:w16="http://schemas.microsoft.com/office/word/2018/wordml" xmlns:w16sdtdh="http://schemas.microsoft.com/office/word/2020/wordml/sdtdatahash" xmlns:w16se="http://schemas.microsoft.com/office/word/2015/wordml/symex" xmlns:wpg="http://schemas.microsoft.com/office/word/2010/wordprocessingGroup" xmlns:wpi="http://schemas.microsoft.com/office/word/2010/wordprocessingInk" xmlns:wne="http://schemas.microsoft.com/office/word/2006/wordml" xmlns:wps="http://schemas.microsoft.com/office/word/2010/wordprocessingShape" mc:Ignorable="w14 w15 w16se w16cid w16 w16cex w16sdtdh wp14">
+<w:footnotes xmlns:wpc="http://schemas.microsoft.com/office/word/2010/wordprocessingCanvas" xmlns:cx="http://schemas.microsoft.com/office/drawing/2014/chartex" xmlns:cx1="http://schemas.microsoft.com/office/drawing/2015/9/8/chartex" xmlns:cx2="http://schemas.microsoft.com/office/drawing/2015/10/21/chartex" xmlns:cx3="http://schemas.microsoft.com/office/drawing/2016/5/9/chartex" xmlns:cx4="http://schemas.microsoft.com/office/drawing/2016/5/10/chartex" xmlns:cx5="http://schemas.microsoft.com/office/drawing/2016/5/11/chartex" xmlns:cx6="http://schemas.microsoft.com/office/drawing/2016/5/12/chartex" xmlns:cx7="http://schemas.microsoft.com/office/drawing/2016/5/13/chartex" xmlns:cx8="http://schemas.microsoft.com/office/drawing/2016/5/14/chartex" xmlns:mc="http://schemas.openxmlformats.org/markup-compatibility/2006" xmlns:aink="http://schemas.microsoft.com/office/drawing/2016/ink" xmlns:am3d="http://schemas.microsoft.com/office/drawing/2017/model3d" xmlns:o="urn:schemas-microsoft-com:office:office" xmlns:oel="http://schemas.microsoft.com/office/2019/extlst" xmlns:r="http://schemas.openxmlformats.org/officeDocument/2006/relationships" xmlns:m="http://schemas.openxmlformats.org/officeDocument/2006/math" xmlns:v="urn:schemas-microsoft-com:vml" xmlns:wp14="http://schemas.microsoft.com/office/word/2010/wordprocessingDrawing" xmlns:wp="http://schemas.openxmlformats.org/drawingml/2006/wordprocessingDrawing" xmlns:w10="urn:schemas-microsoft-com:office:word" xmlns:w="http://schemas.openxmlformats.org/wordprocessingml/2006/main" xmlns:w14="http://schemas.microsoft.com/office/word/2010/wordml" xmlns:w15="http://schemas.microsoft.com/office/word/2012/wordml" xmlns:w16cex="http://schemas.microsoft.com/office/word/2018/wordml/cex" xmlns:w16cid="http://schemas.microsoft.com/office/word/2016/wordml/cid" xmlns:w16="http://schemas.microsoft.com/office/word/2018/wordml" xmlns:w16du="http://schemas.microsoft.com/office/word/2023/wordml/word16du" xmlns:w16sdtdh="http://schemas.microsoft.com/office/word/2020/wordml/sdtdatahash" xmlns:w16sdtfl="http://schemas.microsoft.com/office/word/2024/wordml/sdtformatlock" xmlns:w16se="http://schemas.microsoft.com/office/word/2015/wordml/symex" xmlns:wpg="http://schemas.microsoft.com/office/word/2010/wordprocessingGroup" xmlns:wpi="http://schemas.microsoft.com/office/word/2010/wordprocessingInk" xmlns:wne="http://schemas.microsoft.com/office/word/2006/wordml" xmlns:wps="http://schemas.microsoft.com/office/word/2010/wordprocessingShape" mc:Ignorable="w14 w15 w16se w16cid w16 w16cex w16sdtdh w16sdtfl w16du wp14">
   <w:footnote w:type="separator" w:id="-1">
     <w:p>
       <w:pPr>
@@ -2990,7 +2988,7 @@
 </file>
 
 <file path=word/header1.xml><?xml version="1.0" encoding="utf-8"?>
-<w:hdr xmlns:wpc="http://schemas.microsoft.com/office/word/2010/wordprocessingCanvas" xmlns:cx="http://schemas.microsoft.com/office/drawing/2014/chartex" xmlns:cx1="http://schemas.microsoft.com/office/drawing/2015/9/8/chartex" xmlns:cx2="http://schemas.microsoft.com/office/drawing/2015/10/21/chartex" xmlns:cx3="http://schemas.microsoft.com/office/drawing/2016/5/9/chartex" xmlns:cx4="http://schemas.microsoft.com/office/drawing/2016/5/10/chartex" xmlns:cx5="http://schemas.microsoft.com/office/drawing/2016/5/11/chartex" xmlns:cx6="http://schemas.microsoft.com/office/drawing/2016/5/12/chartex" xmlns:cx7="http://schemas.microsoft.com/office/drawing/2016/5/13/chartex" xmlns:cx8="http://schemas.microsoft.com/office/drawing/2016/5/14/chartex" xmlns:mc="http://schemas.openxmlformats.org/markup-compatibility/2006" xmlns:aink="http://schemas.microsoft.com/office/drawing/2016/ink" xmlns:am3d="http://schemas.microsoft.com/office/drawing/2017/model3d" xmlns:o="urn:schemas-microsoft-com:office:office" xmlns:oel="http://schemas.microsoft.com/office/2019/extlst" xmlns:r="http://schemas.openxmlformats.org/officeDocument/2006/relationships" xmlns:m="http://schemas.openxmlformats.org/officeDocument/2006/math" xmlns:v="urn:schemas-microsoft-com:vml" xmlns:wp14="http://schemas.microsoft.com/office/word/2010/wordprocessingDrawing" xmlns:wp="http://schemas.openxmlformats.org/drawingml/2006/wordprocessingDrawing" xmlns:w10="urn:schemas-microsoft-com:office:word" xmlns:w="http://schemas.openxmlformats.org/wordprocessingml/2006/main" xmlns:w14="http://schemas.microsoft.com/office/word/2010/wordml" xmlns:w15="http://schemas.microsoft.com/office/word/2012/wordml" xmlns:w16cex="http://schemas.microsoft.com/office/word/2018/wordml/cex" xmlns:w16cid="http://schemas.microsoft.com/office/word/2016/wordml/cid" xmlns:w16="http://schemas.microsoft.com/office/word/2018/wordml" xmlns:w16sdtdh="http://schemas.microsoft.com/office/word/2020/wordml/sdtdatahash" xmlns:w16se="http://schemas.microsoft.com/office/word/2015/wordml/symex" xmlns:wpg="http://schemas.microsoft.com/office/word/2010/wordprocessingGroup" xmlns:wpi="http://schemas.microsoft.com/office/word/2010/wordprocessingInk" xmlns:wne="http://schemas.microsoft.com/office/word/2006/wordml" xmlns:wps="http://schemas.microsoft.com/office/word/2010/wordprocessingShape" mc:Ignorable="w14 w15 w16se w16cid w16 w16cex w16sdtdh wp14">
+<w:hdr xmlns:wpc="http://schemas.microsoft.com/office/word/2010/wordprocessingCanvas" xmlns:cx="http://schemas.microsoft.com/office/drawing/2014/chartex" xmlns:cx1="http://schemas.microsoft.com/office/drawing/2015/9/8/chartex" xmlns:cx2="http://schemas.microsoft.com/office/drawing/2015/10/21/chartex" xmlns:cx3="http://schemas.microsoft.com/office/drawing/2016/5/9/chartex" xmlns:cx4="http://schemas.microsoft.com/office/drawing/2016/5/10/chartex" xmlns:cx5="http://schemas.microsoft.com/office/drawing/2016/5/11/chartex" xmlns:cx6="http://schemas.microsoft.com/office/drawing/2016/5/12/chartex" xmlns:cx7="http://schemas.microsoft.com/office/drawing/2016/5/13/chartex" xmlns:cx8="http://schemas.microsoft.com/office/drawing/2016/5/14/chartex" xmlns:mc="http://schemas.openxmlformats.org/markup-compatibility/2006" xmlns:aink="http://schemas.microsoft.com/office/drawing/2016/ink" xmlns:am3d="http://schemas.microsoft.com/office/drawing/2017/model3d" xmlns:o="urn:schemas-microsoft-com:office:office" xmlns:oel="http://schemas.microsoft.com/office/2019/extlst" xmlns:r="http://schemas.openxmlformats.org/officeDocument/2006/relationships" xmlns:m="http://schemas.openxmlformats.org/officeDocument/2006/math" xmlns:v="urn:schemas-microsoft-com:vml" xmlns:wp14="http://schemas.microsoft.com/office/word/2010/wordprocessingDrawing" xmlns:wp="http://schemas.openxmlformats.org/drawingml/2006/wordprocessingDrawing" xmlns:w10="urn:schemas-microsoft-com:office:word" xmlns:w="http://schemas.openxmlformats.org/wordprocessingml/2006/main" xmlns:w14="http://schemas.microsoft.com/office/word/2010/wordml" xmlns:w15="http://schemas.microsoft.com/office/word/2012/wordml" xmlns:w16cex="http://schemas.microsoft.com/office/word/2018/wordml/cex" xmlns:w16cid="http://schemas.microsoft.com/office/word/2016/wordml/cid" xmlns:w16="http://schemas.microsoft.com/office/word/2018/wordml" xmlns:w16du="http://schemas.microsoft.com/office/word/2023/wordml/word16du" xmlns:w16sdtdh="http://schemas.microsoft.com/office/word/2020/wordml/sdtdatahash" xmlns:w16sdtfl="http://schemas.microsoft.com/office/word/2024/wordml/sdtformatlock" xmlns:w16se="http://schemas.microsoft.com/office/word/2015/wordml/symex" xmlns:wpg="http://schemas.microsoft.com/office/word/2010/wordprocessingGroup" xmlns:wpi="http://schemas.microsoft.com/office/word/2010/wordprocessingInk" xmlns:wne="http://schemas.microsoft.com/office/word/2006/wordml" xmlns:wps="http://schemas.microsoft.com/office/word/2010/wordprocessingShape" mc:Ignorable="w14 w15 w16se w16cid w16 w16cex w16sdtdh w16sdtfl w16du wp14">
   <w:p>
     <w:pPr>
       <w:pStyle w:val="Header"/>
@@ -3000,58 +2998,11 @@
 </file>
 
 <file path=word/header2.xml><?xml version="1.0" encoding="utf-8"?>
-<w:hdr xmlns:wpc="http://schemas.microsoft.com/office/word/2010/wordprocessingCanvas" xmlns:cx="http://schemas.microsoft.com/office/drawing/2014/chartex" xmlns:cx1="http://schemas.microsoft.com/office/drawing/2015/9/8/chartex" xmlns:cx2="http://schemas.microsoft.com/office/drawing/2015/10/21/chartex" xmlns:cx3="http://schemas.microsoft.com/office/drawing/2016/5/9/chartex" xmlns:cx4="http://schemas.microsoft.com/office/drawing/2016/5/10/chartex" xmlns:cx5="http://schemas.microsoft.com/office/drawing/2016/5/11/chartex" xmlns:cx6="http://schemas.microsoft.com/office/drawing/2016/5/12/chartex" xmlns:cx7="http://schemas.microsoft.com/office/drawing/2016/5/13/chartex" xmlns:cx8="http://schemas.microsoft.com/office/drawing/2016/5/14/chartex" xmlns:mc="http://schemas.openxmlformats.org/markup-compatibility/2006" xmlns:aink="http://schemas.microsoft.com/office/drawing/2016/ink" xmlns:am3d="http://schemas.microsoft.com/office/drawing/2017/model3d" xmlns:o="urn:schemas-microsoft-com:office:office" xmlns:oel="http://schemas.microsoft.com/office/2019/extlst" xmlns:r="http://schemas.openxmlformats.org/officeDocument/2006/relationships" xmlns:m="http://schemas.openxmlformats.org/officeDocument/2006/math" xmlns:v="urn:schemas-microsoft-com:vml" xmlns:wp14="http://schemas.microsoft.com/office/word/2010/wordprocessingDrawing" xmlns:wp="http://schemas.openxmlformats.org/drawingml/2006/wordprocessingDrawing" xmlns:w10="urn:schemas-microsoft-com:office:word" xmlns:w="http://schemas.openxmlformats.org/wordprocessingml/2006/main" xmlns:w14="http://schemas.microsoft.com/office/word/2010/wordml" xmlns:w15="http://schemas.microsoft.com/office/word/2012/wordml" xmlns:w16cex="http://schemas.microsoft.com/office/word/2018/wordml/cex" xmlns:w16cid="http://schemas.microsoft.com/office/word/2016/wordml/cid" xmlns:w16="http://schemas.microsoft.com/office/word/2018/wordml" xmlns:w16sdtdh="http://schemas.microsoft.com/office/word/2020/wordml/sdtdatahash" xmlns:w16se="http://schemas.microsoft.com/office/word/2015/wordml/symex" xmlns:wpg="http://schemas.microsoft.com/office/word/2010/wordprocessingGroup" xmlns:wpi="http://schemas.microsoft.com/office/word/2010/wordprocessingInk" xmlns:wne="http://schemas.microsoft.com/office/word/2006/wordml" xmlns:wps="http://schemas.microsoft.com/office/word/2010/wordprocessingShape" mc:Ignorable="w14 w15 w16se w16cid w16 w16cex w16sdtdh wp14">
+<w:hdr xmlns:wpc="http://schemas.microsoft.com/office/word/2010/wordprocessingCanvas" xmlns:cx="http://schemas.microsoft.com/office/drawing/2014/chartex" xmlns:cx1="http://schemas.microsoft.com/office/drawing/2015/9/8/chartex" xmlns:cx2="http://schemas.microsoft.com/office/drawing/2015/10/21/chartex" xmlns:cx3="http://schemas.microsoft.com/office/drawing/2016/5/9/chartex" xmlns:cx4="http://schemas.microsoft.com/office/drawing/2016/5/10/chartex" xmlns:cx5="http://schemas.microsoft.com/office/drawing/2016/5/11/chartex" xmlns:cx6="http://schemas.microsoft.com/office/drawing/2016/5/12/chartex" xmlns:cx7="http://schemas.microsoft.com/office/drawing/2016/5/13/chartex" xmlns:cx8="http://schemas.microsoft.com/office/drawing/2016/5/14/chartex" xmlns:mc="http://schemas.openxmlformats.org/markup-compatibility/2006" xmlns:aink="http://schemas.microsoft.com/office/drawing/2016/ink" xmlns:am3d="http://schemas.microsoft.com/office/drawing/2017/model3d" xmlns:o="urn:schemas-microsoft-com:office:office" xmlns:oel="http://schemas.microsoft.com/office/2019/extlst" xmlns:r="http://schemas.openxmlformats.org/officeDocument/2006/relationships" xmlns:m="http://schemas.openxmlformats.org/officeDocument/2006/math" xmlns:v="urn:schemas-microsoft-com:vml" xmlns:wp14="http://schemas.microsoft.com/office/word/2010/wordprocessingDrawing" xmlns:wp="http://schemas.openxmlformats.org/drawingml/2006/wordprocessingDrawing" xmlns:w10="urn:schemas-microsoft-com:office:word" xmlns:w="http://schemas.openxmlformats.org/wordprocessingml/2006/main" xmlns:w14="http://schemas.microsoft.com/office/word/2010/wordml" xmlns:w15="http://schemas.microsoft.com/office/word/2012/wordml" xmlns:w16cex="http://schemas.microsoft.com/office/word/2018/wordml/cex" xmlns:w16cid="http://schemas.microsoft.com/office/word/2016/wordml/cid" xmlns:w16="http://schemas.microsoft.com/office/word/2018/wordml" xmlns:w16du="http://schemas.microsoft.com/office/word/2023/wordml/word16du" xmlns:w16sdtdh="http://schemas.microsoft.com/office/word/2020/wordml/sdtdatahash" xmlns:w16sdtfl="http://schemas.microsoft.com/office/word/2024/wordml/sdtformatlock" xmlns:w16se="http://schemas.microsoft.com/office/word/2015/wordml/symex" xmlns:wpg="http://schemas.microsoft.com/office/word/2010/wordprocessingGroup" xmlns:wpi="http://schemas.microsoft.com/office/word/2010/wordprocessingInk" xmlns:wne="http://schemas.microsoft.com/office/word/2006/wordml" xmlns:wps="http://schemas.microsoft.com/office/word/2010/wordprocessingShape" mc:Ignorable="w14 w15 w16se w16cid w16 w16cex w16sdtdh w16sdtfl w16du wp14">
   <w:p>
     <w:pPr>
       <w:pStyle w:val="Header"/>
     </w:pPr>
-    <w:sdt>
-      <w:sdtPr>
-        <w:id w:val="-238091766"/>
-        <w:docPartObj>
-          <w:docPartGallery w:val="Watermarks"/>
-          <w:docPartUnique/>
-        </w:docPartObj>
-      </w:sdtPr>
-      <w:sdtContent>
-        <w:r>
-          <w:rPr>
-            <w:noProof/>
-          </w:rPr>
-          <w:pict w14:anchorId="567A81CE">
-            <v:shapetype id="_x0000_t136" coordsize="21600,21600" o:spt="136" adj="10800" path="m@7,l@8,m@5,21600l@6,21600e">
-              <v:formulas>
-                <v:f eqn="sum #0 0 10800"/>
-                <v:f eqn="prod #0 2 1"/>
-                <v:f eqn="sum 21600 0 @1"/>
-                <v:f eqn="sum 0 0 @2"/>
-                <v:f eqn="sum 21600 0 @3"/>
-                <v:f eqn="if @0 @3 0"/>
-                <v:f eqn="if @0 21600 @1"/>
-                <v:f eqn="if @0 0 @2"/>
-                <v:f eqn="if @0 @4 21600"/>
-                <v:f eqn="mid @5 @6"/>
-                <v:f eqn="mid @8 @5"/>
-                <v:f eqn="mid @7 @8"/>
-                <v:f eqn="mid @6 @7"/>
-                <v:f eqn="sum @6 0 @5"/>
-              </v:formulas>
-              <v:path textpathok="t" o:connecttype="custom" o:connectlocs="@9,0;@10,10800;@11,21600;@12,10800" o:connectangles="270,180,90,0"/>
-              <v:textpath on="t" fitshape="t"/>
-              <v:handles>
-                <v:h position="#0,bottomRight" xrange="6629,14971"/>
-              </v:handles>
-              <o:lock v:ext="edit" text="t" shapetype="t"/>
-            </v:shapetype>
-            <v:shape id="PowerPlusWaterMarkObject357831064" o:spid="_x0000_s1025" type="#_x0000_t136" style="position:absolute;margin-left:0;margin-top:0;width:412.4pt;height:247.45pt;rotation:315;z-index:-251658752;mso-position-horizontal:center;mso-position-horizontal-relative:margin;mso-position-vertical:center;mso-position-vertical-relative:margin" o:allowincell="f" fillcolor="silver" stroked="f">
-              <v:fill opacity=".5"/>
-              <v:textpath style="font-family:&quot;Calibri&quot;;font-size:1pt" string="DRAFT"/>
-              <w10:wrap anchorx="margin" anchory="margin"/>
-            </v:shape>
-          </w:pict>
-        </w:r>
-      </w:sdtContent>
-    </w:sdt>
     <w:r>
       <w:rPr>
         <w:noProof/>
@@ -3110,7 +3061,7 @@
 </file>
 
 <file path=word/header3.xml><?xml version="1.0" encoding="utf-8"?>
-<w:hdr xmlns:wpc="http://schemas.microsoft.com/office/word/2010/wordprocessingCanvas" xmlns:cx="http://schemas.microsoft.com/office/drawing/2014/chartex" xmlns:cx1="http://schemas.microsoft.com/office/drawing/2015/9/8/chartex" xmlns:cx2="http://schemas.microsoft.com/office/drawing/2015/10/21/chartex" xmlns:cx3="http://schemas.microsoft.com/office/drawing/2016/5/9/chartex" xmlns:cx4="http://schemas.microsoft.com/office/drawing/2016/5/10/chartex" xmlns:cx5="http://schemas.microsoft.com/office/drawing/2016/5/11/chartex" xmlns:cx6="http://schemas.microsoft.com/office/drawing/2016/5/12/chartex" xmlns:cx7="http://schemas.microsoft.com/office/drawing/2016/5/13/chartex" xmlns:cx8="http://schemas.microsoft.com/office/drawing/2016/5/14/chartex" xmlns:mc="http://schemas.openxmlformats.org/markup-compatibility/2006" xmlns:aink="http://schemas.microsoft.com/office/drawing/2016/ink" xmlns:am3d="http://schemas.microsoft.com/office/drawing/2017/model3d" xmlns:o="urn:schemas-microsoft-com:office:office" xmlns:oel="http://schemas.microsoft.com/office/2019/extlst" xmlns:r="http://schemas.openxmlformats.org/officeDocument/2006/relationships" xmlns:m="http://schemas.openxmlformats.org/officeDocument/2006/math" xmlns:v="urn:schemas-microsoft-com:vml" xmlns:wp14="http://schemas.microsoft.com/office/word/2010/wordprocessingDrawing" xmlns:wp="http://schemas.openxmlformats.org/drawingml/2006/wordprocessingDrawing" xmlns:w10="urn:schemas-microsoft-com:office:word" xmlns:w="http://schemas.openxmlformats.org/wordprocessingml/2006/main" xmlns:w14="http://schemas.microsoft.com/office/word/2010/wordml" xmlns:w15="http://schemas.microsoft.com/office/word/2012/wordml" xmlns:w16cex="http://schemas.microsoft.com/office/word/2018/wordml/cex" xmlns:w16cid="http://schemas.microsoft.com/office/word/2016/wordml/cid" xmlns:w16="http://schemas.microsoft.com/office/word/2018/wordml" xmlns:w16sdtdh="http://schemas.microsoft.com/office/word/2020/wordml/sdtdatahash" xmlns:w16se="http://schemas.microsoft.com/office/word/2015/wordml/symex" xmlns:wpg="http://schemas.microsoft.com/office/word/2010/wordprocessingGroup" xmlns:wpi="http://schemas.microsoft.com/office/word/2010/wordprocessingInk" xmlns:wne="http://schemas.microsoft.com/office/word/2006/wordml" xmlns:wps="http://schemas.microsoft.com/office/word/2010/wordprocessingShape" mc:Ignorable="w14 w15 w16se w16cid w16 w16cex w16sdtdh wp14">
+<w:hdr xmlns:wpc="http://schemas.microsoft.com/office/word/2010/wordprocessingCanvas" xmlns:cx="http://schemas.microsoft.com/office/drawing/2014/chartex" xmlns:cx1="http://schemas.microsoft.com/office/drawing/2015/9/8/chartex" xmlns:cx2="http://schemas.microsoft.com/office/drawing/2015/10/21/chartex" xmlns:cx3="http://schemas.microsoft.com/office/drawing/2016/5/9/chartex" xmlns:cx4="http://schemas.microsoft.com/office/drawing/2016/5/10/chartex" xmlns:cx5="http://schemas.microsoft.com/office/drawing/2016/5/11/chartex" xmlns:cx6="http://schemas.microsoft.com/office/drawing/2016/5/12/chartex" xmlns:cx7="http://schemas.microsoft.com/office/drawing/2016/5/13/chartex" xmlns:cx8="http://schemas.microsoft.com/office/drawing/2016/5/14/chartex" xmlns:mc="http://schemas.openxmlformats.org/markup-compatibility/2006" xmlns:aink="http://schemas.microsoft.com/office/drawing/2016/ink" xmlns:am3d="http://schemas.microsoft.com/office/drawing/2017/model3d" xmlns:o="urn:schemas-microsoft-com:office:office" xmlns:oel="http://schemas.microsoft.com/office/2019/extlst" xmlns:r="http://schemas.openxmlformats.org/officeDocument/2006/relationships" xmlns:m="http://schemas.openxmlformats.org/officeDocument/2006/math" xmlns:v="urn:schemas-microsoft-com:vml" xmlns:wp14="http://schemas.microsoft.com/office/word/2010/wordprocessingDrawing" xmlns:wp="http://schemas.openxmlformats.org/drawingml/2006/wordprocessingDrawing" xmlns:w10="urn:schemas-microsoft-com:office:word" xmlns:w="http://schemas.openxmlformats.org/wordprocessingml/2006/main" xmlns:w14="http://schemas.microsoft.com/office/word/2010/wordml" xmlns:w15="http://schemas.microsoft.com/office/word/2012/wordml" xmlns:w16cex="http://schemas.microsoft.com/office/word/2018/wordml/cex" xmlns:w16cid="http://schemas.microsoft.com/office/word/2016/wordml/cid" xmlns:w16="http://schemas.microsoft.com/office/word/2018/wordml" xmlns:w16du="http://schemas.microsoft.com/office/word/2023/wordml/word16du" xmlns:w16sdtdh="http://schemas.microsoft.com/office/word/2020/wordml/sdtdatahash" xmlns:w16sdtfl="http://schemas.microsoft.com/office/word/2024/wordml/sdtformatlock" xmlns:w16se="http://schemas.microsoft.com/office/word/2015/wordml/symex" xmlns:wpg="http://schemas.microsoft.com/office/word/2010/wordprocessingGroup" xmlns:wpi="http://schemas.microsoft.com/office/word/2010/wordprocessingInk" xmlns:wne="http://schemas.microsoft.com/office/word/2006/wordml" xmlns:wps="http://schemas.microsoft.com/office/word/2010/wordprocessingShape" mc:Ignorable="w14 w15 w16se w16cid w16 w16cex w16sdtdh w16sdtfl w16du wp14">
   <w:p>
     <w:pPr>
       <w:pStyle w:val="Header"/>
@@ -3120,7 +3071,7 @@
 </file>
 
 <file path=word/numbering.xml><?xml version="1.0" encoding="utf-8"?>
-<w:numbering xmlns:wpc="http://schemas.microsoft.com/office/word/2010/wordprocessingCanvas" xmlns:cx="http://schemas.microsoft.com/office/drawing/2014/chartex" xmlns:cx1="http://schemas.microsoft.com/office/drawing/2015/9/8/chartex" xmlns:cx2="http://schemas.microsoft.com/office/drawing/2015/10/21/chartex" xmlns:cx3="http://schemas.microsoft.com/office/drawing/2016/5/9/chartex" xmlns:cx4="http://schemas.microsoft.com/office/drawing/2016/5/10/chartex" xmlns:cx5="http://schemas.microsoft.com/office/drawing/2016/5/11/chartex" xmlns:cx6="http://schemas.microsoft.com/office/drawing/2016/5/12/chartex" xmlns:cx7="http://schemas.microsoft.com/office/drawing/2016/5/13/chartex" xmlns:cx8="http://schemas.microsoft.com/office/drawing/2016/5/14/chartex" xmlns:mc="http://schemas.openxmlformats.org/markup-compatibility/2006" xmlns:aink="http://schemas.microsoft.com/office/drawing/2016/ink" xmlns:am3d="http://schemas.microsoft.com/office/drawing/2017/model3d" xmlns:o="urn:schemas-microsoft-com:office:office" xmlns:oel="http://schemas.microsoft.com/office/2019/extlst" xmlns:r="http://schemas.openxmlformats.org/officeDocument/2006/relationships" xmlns:m="http://schemas.openxmlformats.org/officeDocument/2006/math" xmlns:v="urn:schemas-microsoft-com:vml" xmlns:wp14="http://schemas.microsoft.com/office/word/2010/wordprocessingDrawing" xmlns:wp="http://schemas.openxmlformats.org/drawingml/2006/wordprocessingDrawing" xmlns:w10="urn:schemas-microsoft-com:office:word" xmlns:w="http://schemas.openxmlformats.org/wordprocessingml/2006/main" xmlns:w14="http://schemas.microsoft.com/office/word/2010/wordml" xmlns:w15="http://schemas.microsoft.com/office/word/2012/wordml" xmlns:w16cex="http://schemas.microsoft.com/office/word/2018/wordml/cex" xmlns:w16cid="http://schemas.microsoft.com/office/word/2016/wordml/cid" xmlns:w16="http://schemas.microsoft.com/office/word/2018/wordml" xmlns:w16sdtdh="http://schemas.microsoft.com/office/word/2020/wordml/sdtdatahash" xmlns:w16se="http://schemas.microsoft.com/office/word/2015/wordml/symex" xmlns:wpg="http://schemas.microsoft.com/office/word/2010/wordprocessingGroup" xmlns:wpi="http://schemas.microsoft.com/office/word/2010/wordprocessingInk" xmlns:wne="http://schemas.microsoft.com/office/word/2006/wordml" xmlns:wps="http://schemas.microsoft.com/office/word/2010/wordprocessingShape" mc:Ignorable="w14 w15 w16se w16cid w16 w16cex w16sdtdh wp14">
+<w:numbering xmlns:wpc="http://schemas.microsoft.com/office/word/2010/wordprocessingCanvas" xmlns:cx="http://schemas.microsoft.com/office/drawing/2014/chartex" xmlns:cx1="http://schemas.microsoft.com/office/drawing/2015/9/8/chartex" xmlns:cx2="http://schemas.microsoft.com/office/drawing/2015/10/21/chartex" xmlns:cx3="http://schemas.microsoft.com/office/drawing/2016/5/9/chartex" xmlns:cx4="http://schemas.microsoft.com/office/drawing/2016/5/10/chartex" xmlns:cx5="http://schemas.microsoft.com/office/drawing/2016/5/11/chartex" xmlns:cx6="http://schemas.microsoft.com/office/drawing/2016/5/12/chartex" xmlns:cx7="http://schemas.microsoft.com/office/drawing/2016/5/13/chartex" xmlns:cx8="http://schemas.microsoft.com/office/drawing/2016/5/14/chartex" xmlns:mc="http://schemas.openxmlformats.org/markup-compatibility/2006" xmlns:aink="http://schemas.microsoft.com/office/drawing/2016/ink" xmlns:am3d="http://schemas.microsoft.com/office/drawing/2017/model3d" xmlns:o="urn:schemas-microsoft-com:office:office" xmlns:oel="http://schemas.microsoft.com/office/2019/extlst" xmlns:r="http://schemas.openxmlformats.org/officeDocument/2006/relationships" xmlns:m="http://schemas.openxmlformats.org/officeDocument/2006/math" xmlns:v="urn:schemas-microsoft-com:vml" xmlns:wp14="http://schemas.microsoft.com/office/word/2010/wordprocessingDrawing" xmlns:wp="http://schemas.openxmlformats.org/drawingml/2006/wordprocessingDrawing" xmlns:w10="urn:schemas-microsoft-com:office:word" xmlns:w="http://schemas.openxmlformats.org/wordprocessingml/2006/main" xmlns:w14="http://schemas.microsoft.com/office/word/2010/wordml" xmlns:w15="http://schemas.microsoft.com/office/word/2012/wordml" xmlns:w16cex="http://schemas.microsoft.com/office/word/2018/wordml/cex" xmlns:w16cid="http://schemas.microsoft.com/office/word/2016/wordml/cid" xmlns:w16="http://schemas.microsoft.com/office/word/2018/wordml" xmlns:w16du="http://schemas.microsoft.com/office/word/2023/wordml/word16du" xmlns:w16sdtdh="http://schemas.microsoft.com/office/word/2020/wordml/sdtdatahash" xmlns:w16sdtfl="http://schemas.microsoft.com/office/word/2024/wordml/sdtformatlock" xmlns:w16se="http://schemas.microsoft.com/office/word/2015/wordml/symex" xmlns:wpg="http://schemas.microsoft.com/office/word/2010/wordprocessingGroup" xmlns:wpi="http://schemas.microsoft.com/office/word/2010/wordprocessingInk" xmlns:wne="http://schemas.microsoft.com/office/word/2006/wordml" xmlns:wps="http://schemas.microsoft.com/office/word/2010/wordprocessingShape" mc:Ignorable="w14 w15 w16se w16cid w16 w16cex w16sdtdh w16sdtfl w16du wp14">
   <w:abstractNum w:abstractNumId="0" w15:restartNumberingAfterBreak="0">
     <w:nsid w:val="0AD70668"/>
     <w:multiLevelType w:val="hybridMultilevel"/>
@@ -6535,7 +6486,7 @@
 </file>
 
 <file path=word/styles.xml><?xml version="1.0" encoding="utf-8"?>
-<w:styles xmlns:mc="http://schemas.openxmlformats.org/markup-compatibility/2006" xmlns:r="http://schemas.openxmlformats.org/officeDocument/2006/relationships" xmlns:w="http://schemas.openxmlformats.org/wordprocessingml/2006/main" xmlns:w14="http://schemas.microsoft.com/office/word/2010/wordml" xmlns:w15="http://schemas.microsoft.com/office/word/2012/wordml" xmlns:w16cex="http://schemas.microsoft.com/office/word/2018/wordml/cex" xmlns:w16cid="http://schemas.microsoft.com/office/word/2016/wordml/cid" xmlns:w16="http://schemas.microsoft.com/office/word/2018/wordml" xmlns:w16sdtdh="http://schemas.microsoft.com/office/word/2020/wordml/sdtdatahash" xmlns:w16se="http://schemas.microsoft.com/office/word/2015/wordml/symex" mc:Ignorable="w14 w15 w16se w16cid w16 w16cex w16sdtdh">
+<w:styles xmlns:mc="http://schemas.openxmlformats.org/markup-compatibility/2006" xmlns:r="http://schemas.openxmlformats.org/officeDocument/2006/relationships" xmlns:w="http://schemas.openxmlformats.org/wordprocessingml/2006/main" xmlns:w14="http://schemas.microsoft.com/office/word/2010/wordml" xmlns:w15="http://schemas.microsoft.com/office/word/2012/wordml" xmlns:w16cex="http://schemas.microsoft.com/office/word/2018/wordml/cex" xmlns:w16cid="http://schemas.microsoft.com/office/word/2016/wordml/cid" xmlns:w16="http://schemas.microsoft.com/office/word/2018/wordml" xmlns:w16du="http://schemas.microsoft.com/office/word/2023/wordml/word16du" xmlns:w16sdtdh="http://schemas.microsoft.com/office/word/2020/wordml/sdtdatahash" xmlns:w16sdtfl="http://schemas.microsoft.com/office/word/2024/wordml/sdtformatlock" xmlns:w16se="http://schemas.microsoft.com/office/word/2015/wordml/symex" mc:Ignorable="w14 w15 w16se w16cid w16 w16cex w16sdtdh w16sdtfl w16du">
   <w:docDefaults>
     <w:rPrDefault>
       <w:rPr>

--- a/pgb-meeting-minutes/2025/4-dec-25/_NIEMOpen PGB Meeting Minutes 28 Aug  2025 v1 8-20-25.docx
+++ b/pgb-meeting-minutes/2025/4-dec-25/_NIEMOpen PGB Meeting Minutes 28 Aug  2025 v1 8-20-25.docx
@@ -12,6 +12,7 @@
           <w:szCs w:val="28"/>
         </w:rPr>
       </w:pPr>
+      <w:proofErr w:type="spellStart"/>
       <w:r>
         <w:rPr>
           <w:b/>
@@ -30,7 +31,18 @@
           <w:sz w:val="28"/>
           <w:szCs w:val="28"/>
         </w:rPr>
-        <w:t xml:space="preserve">IEMOpen Project Governing Board (PGB) </w:t>
+        <w:t>IEMOpen</w:t>
+      </w:r>
+      <w:proofErr w:type="spellEnd"/>
+      <w:r>
+        <w:rPr>
+          <w:b/>
+          <w:bCs/>
+          <w:color w:val="2F5496" w:themeColor="accent1" w:themeShade="BF"/>
+          <w:sz w:val="28"/>
+          <w:szCs w:val="28"/>
+        </w:rPr>
+        <w:t xml:space="preserve"> Project Governing Board (PGB) </w:t>
       </w:r>
       <w:r>
         <w:rPr>
@@ -218,7 +230,27 @@
           <w:shd w:val="clear" w:color="auto" w:fill="FFFFFF"/>
           <w:lang w:val="pt-BR"/>
         </w:rPr>
-        <w:t>Ms. Shunda Louis,</w:t>
+        <w:t xml:space="preserve">Ms. </w:t>
+      </w:r>
+      <w:proofErr w:type="spellStart"/>
+      <w:r>
+        <w:rPr>
+          <w:rFonts w:ascii="Calibri" w:hAnsi="Calibri" w:cs="Calibri"/>
+          <w:bdr w:val="none" w:sz="0" w:space="0" w:color="auto" w:frame="1"/>
+          <w:shd w:val="clear" w:color="auto" w:fill="FFFFFF"/>
+          <w:lang w:val="pt-BR"/>
+        </w:rPr>
+        <w:t>Shunda</w:t>
+      </w:r>
+      <w:proofErr w:type="spellEnd"/>
+      <w:r>
+        <w:rPr>
+          <w:rFonts w:ascii="Calibri" w:hAnsi="Calibri" w:cs="Calibri"/>
+          <w:bdr w:val="none" w:sz="0" w:space="0" w:color="auto" w:frame="1"/>
+          <w:shd w:val="clear" w:color="auto" w:fill="FFFFFF"/>
+          <w:lang w:val="pt-BR"/>
+        </w:rPr>
+        <w:t xml:space="preserve"> Louis,</w:t>
       </w:r>
       <w:r>
         <w:rPr>
@@ -1575,7 +1607,15 @@
         <w:spacing w:after="0" w:line="388" w:lineRule="exact"/>
       </w:pPr>
       <w:r>
-        <w:t>Motion to authorize $ 2000  for 8 October NPC Leadership Meeting.</w:t>
+        <w:t xml:space="preserve">Motion to authorize $ </w:t>
+      </w:r>
+      <w:proofErr w:type="gramStart"/>
+      <w:r>
+        <w:t>2000  for</w:t>
+      </w:r>
+      <w:proofErr w:type="gramEnd"/>
+      <w:r>
+        <w:t xml:space="preserve"> 8 October NPC Leadership Meeting.</w:t>
       </w:r>
     </w:p>
     <w:p>
@@ -1657,7 +1697,15 @@
         </w:numPr>
       </w:pPr>
       <w:r>
-        <w:t>2025 OASIS Staff / NIEMOpen Administrator</w:t>
+        <w:t xml:space="preserve">2025 OASIS Staff / </w:t>
+      </w:r>
+      <w:proofErr w:type="spellStart"/>
+      <w:r>
+        <w:t>NIEMOpen</w:t>
+      </w:r>
+      <w:proofErr w:type="spellEnd"/>
+      <w:r>
+        <w:t xml:space="preserve"> Administrator</w:t>
       </w:r>
     </w:p>
     <w:p>
@@ -1712,7 +1760,15 @@
         </w:numPr>
       </w:pPr>
       <w:r>
-        <w:t>8 Oct  NPC Meeting Update</w:t>
+        <w:t xml:space="preserve">8 </w:t>
+      </w:r>
+      <w:proofErr w:type="gramStart"/>
+      <w:r>
+        <w:t>Oct  NPC</w:t>
+      </w:r>
+      <w:proofErr w:type="gramEnd"/>
+      <w:r>
+        <w:t xml:space="preserve"> Meeting Update</w:t>
       </w:r>
     </w:p>
     <w:p>
@@ -2250,7 +2306,15 @@
               <w:t xml:space="preserve">000 for </w:t>
             </w:r>
             <w:r>
-              <w:t xml:space="preserve">Support Services for NIEMOpen </w:t>
+              <w:t xml:space="preserve">Support Services for </w:t>
+            </w:r>
+            <w:proofErr w:type="spellStart"/>
+            <w:r>
+              <w:t>NIEMOpen</w:t>
+            </w:r>
+            <w:proofErr w:type="spellEnd"/>
+            <w:r>
+              <w:t xml:space="preserve"> </w:t>
             </w:r>
             <w:r>
               <w:t xml:space="preserve">Leadership Meeting </w:t>
@@ -2272,10 +2336,34 @@
               <w:cnfStyle w:val="000000100000" w:firstRow="0" w:lastRow="0" w:firstColumn="0" w:lastColumn="0" w:oddVBand="0" w:evenVBand="0" w:oddHBand="1" w:evenHBand="0" w:firstRowFirstColumn="0" w:firstRowLastColumn="0" w:lastRowFirstColumn="0" w:lastRowLastColumn="0"/>
             </w:pPr>
             <w:r>
-              <w:t xml:space="preserve">(Paul-Wormeli) </w:t>
-            </w:r>
-            <w:r>
-              <w:t>I motion that  $ 2000 from the NIEMOpen general fund originally approved for the Reveal Summit be authorized for the October event and the remainder (~$4000) be returned to the general fund.</w:t>
+              <w:t>(Paul-</w:t>
+            </w:r>
+            <w:proofErr w:type="spellStart"/>
+            <w:r>
+              <w:t>Wormeli</w:t>
+            </w:r>
+            <w:proofErr w:type="spellEnd"/>
+            <w:r>
+              <w:t xml:space="preserve">) </w:t>
+            </w:r>
+            <w:r>
+              <w:t xml:space="preserve">I motion </w:t>
+            </w:r>
+            <w:proofErr w:type="gramStart"/>
+            <w:r>
+              <w:t>that  $</w:t>
+            </w:r>
+            <w:proofErr w:type="gramEnd"/>
+            <w:r>
+              <w:t xml:space="preserve"> 2000 from the </w:t>
+            </w:r>
+            <w:proofErr w:type="spellStart"/>
+            <w:r>
+              <w:t>NIEMOpen</w:t>
+            </w:r>
+            <w:proofErr w:type="spellEnd"/>
+            <w:r>
+              <w:t xml:space="preserve"> general fund originally approved for the Reveal Summit be authorized for the October event and the remainder (~$4000) be returned to the general fund.</w:t>
             </w:r>
           </w:p>
           <w:p>
@@ -2325,7 +2413,28 @@
               <w:cnfStyle w:val="000000100000" w:firstRow="0" w:lastRow="0" w:firstColumn="0" w:lastColumn="0" w:oddVBand="0" w:evenVBand="0" w:oddHBand="1" w:evenHBand="0" w:firstRowFirstColumn="0" w:firstRowLastColumn="0" w:lastRowFirstColumn="0" w:lastRowLastColumn="0"/>
             </w:pPr>
             <w:r>
-              <w:t>In May, the PGB approved $ 6000 from the  NIEMOpen general fund for refreshments, snacks, swag and AV services for the NIEMOpen Reveal now scheduled for 13 November as a Webinar.</w:t>
+              <w:t xml:space="preserve">In May, the PGB approved $ 6000 from </w:t>
+            </w:r>
+            <w:proofErr w:type="gramStart"/>
+            <w:r>
+              <w:t xml:space="preserve">the  </w:t>
+            </w:r>
+            <w:proofErr w:type="spellStart"/>
+            <w:r>
+              <w:t>NIEMOpen</w:t>
+            </w:r>
+            <w:proofErr w:type="spellEnd"/>
+            <w:proofErr w:type="gramEnd"/>
+            <w:r>
+              <w:t xml:space="preserve"> general fund for refreshments, snacks, swag and AV services for the </w:t>
+            </w:r>
+            <w:proofErr w:type="spellStart"/>
+            <w:r>
+              <w:t>NIEMOpen</w:t>
+            </w:r>
+            <w:proofErr w:type="spellEnd"/>
+            <w:r>
+              <w:t xml:space="preserve"> Reveal now scheduled for 13 November as a Webinar.</w:t>
             </w:r>
           </w:p>
           <w:p>
@@ -2346,8 +2455,13 @@
             <w:r>
               <w:t xml:space="preserve"> of October. The Reveal funds </w:t>
             </w:r>
-            <w:r>
-              <w:t>no longer required;</w:t>
+            <w:proofErr w:type="gramStart"/>
+            <w:r>
+              <w:t>no</w:t>
+            </w:r>
+            <w:proofErr w:type="gramEnd"/>
+            <w:r>
+              <w:t xml:space="preserve"> longer required;</w:t>
             </w:r>
             <w:r>
               <w:t xml:space="preserve"> </w:t>
@@ -2355,8 +2469,21 @@
             <w:r>
               <w:t xml:space="preserve">this motion </w:t>
             </w:r>
-            <w:r>
-              <w:t>request a portion of those funds (not to exceed $2K)  be applied to the 8 October NPC event</w:t>
+            <w:proofErr w:type="gramStart"/>
+            <w:r>
+              <w:t>request</w:t>
+            </w:r>
+            <w:proofErr w:type="gramEnd"/>
+            <w:r>
+              <w:t xml:space="preserve"> a portion of those funds (not to exceed $2</w:t>
+            </w:r>
+            <w:proofErr w:type="gramStart"/>
+            <w:r>
+              <w:t>K)  be</w:t>
+            </w:r>
+            <w:proofErr w:type="gramEnd"/>
+            <w:r>
+              <w:t xml:space="preserve"> applied to the 8 October NPC event</w:t>
             </w:r>
             <w:r>
               <w:t>.</w:t>
@@ -2404,7 +2531,19 @@
               <w:t>(</w:t>
             </w:r>
             <w:r>
-              <w:t>Paul-Wormeli-Chair</w:t>
+              <w:t>Paul-</w:t>
+            </w:r>
+            <w:proofErr w:type="spellStart"/>
+            <w:r>
+              <w:t>Wormeli</w:t>
+            </w:r>
+            <w:proofErr w:type="spellEnd"/>
+            <w:r>
+              <w:t>-</w:t>
+            </w:r>
+            <w:proofErr w:type="gramStart"/>
+            <w:r>
+              <w:t>Chair</w:t>
             </w:r>
             <w:r>
               <w:t>)</w:t>
@@ -2416,14 +2555,26 @@
               <w:t xml:space="preserve"> </w:t>
             </w:r>
             <w:r>
-              <w:t xml:space="preserve">Motion to </w:t>
+              <w:t>Motion</w:t>
+            </w:r>
+            <w:proofErr w:type="gramEnd"/>
+            <w:r>
+              <w:t xml:space="preserve"> to </w:t>
             </w:r>
             <w:r>
               <w:t xml:space="preserve">moving the 13 November 2025 PGB </w:t>
             </w:r>
             <w:r>
               <w:lastRenderedPageBreak/>
-              <w:t>meeting to 4 December 2025 and establish the CY 2026 Q 1, 2, 3 &amp; 4 PGB Meeting Dates was submitted as a readahead to PGB Voting Members.</w:t>
+              <w:t xml:space="preserve">meeting to 4 December 2025 and establish the CY 2026 Q 1, 2, 3 &amp; 4 PGB Meeting Dates </w:t>
+            </w:r>
+            <w:proofErr w:type="gramStart"/>
+            <w:r>
+              <w:t>was</w:t>
+            </w:r>
+            <w:proofErr w:type="gramEnd"/>
+            <w:r>
+              <w:t xml:space="preserve"> submitted as a readahead to PGB Voting Members.</w:t>
             </w:r>
           </w:p>
           <w:p>
@@ -2609,7 +2760,31 @@
         <w:t>Mr. Paul Wormeli</w:t>
       </w:r>
       <w:r>
-        <w:t>, newly elected PGB Chair outlined 2 alternative business model for NIEMOpen going forward</w:t>
+        <w:t xml:space="preserve">, newly elected PGB </w:t>
+      </w:r>
+      <w:proofErr w:type="gramStart"/>
+      <w:r>
+        <w:t>Chair</w:t>
+      </w:r>
+      <w:proofErr w:type="gramEnd"/>
+      <w:r>
+        <w:t xml:space="preserve"> outlined 2 alternative business </w:t>
+      </w:r>
+      <w:proofErr w:type="gramStart"/>
+      <w:r>
+        <w:t>model</w:t>
+      </w:r>
+      <w:proofErr w:type="gramEnd"/>
+      <w:r>
+        <w:t xml:space="preserve"> for </w:t>
+      </w:r>
+      <w:proofErr w:type="spellStart"/>
+      <w:r>
+        <w:t>NIEMOpen</w:t>
+      </w:r>
+      <w:proofErr w:type="spellEnd"/>
+      <w:r>
+        <w:t xml:space="preserve"> going forward</w:t>
       </w:r>
       <w:r>
         <w:t xml:space="preserve"> describing the challenges and opportunities of each.</w:t>
@@ -2699,7 +2874,15 @@
         </w:numPr>
       </w:pPr>
       <w:r>
-        <w:t xml:space="preserve">(Approved) NIEMOpen PGB Meeting Minutes </w:t>
+        <w:t xml:space="preserve">(Approved) </w:t>
+      </w:r>
+      <w:proofErr w:type="spellStart"/>
+      <w:r>
+        <w:t>NIEMOpen</w:t>
+      </w:r>
+      <w:proofErr w:type="spellEnd"/>
+      <w:r>
+        <w:t xml:space="preserve"> PGB Meeting Minutes </w:t>
       </w:r>
       <w:r>
         <w:t xml:space="preserve">29 May </w:t>
@@ -2731,13 +2914,21 @@
           <w:b/>
           <w:bCs/>
         </w:rPr>
-        <w:t>Approval:</w:t>
-      </w:r>
+        <w:t>Approval</w:t>
+      </w:r>
+      <w:proofErr w:type="gramStart"/>
       <w:r>
         <w:rPr>
           <w:b/>
           <w:bCs/>
         </w:rPr>
+        <w:t>:</w:t>
+      </w:r>
+      <w:r>
+        <w:rPr>
+          <w:b/>
+          <w:bCs/>
+        </w:rPr>
         <w:t xml:space="preserve"> </w:t>
       </w:r>
       <w:r>
@@ -2749,6 +2940,7 @@
       <w:r>
         <w:t>8</w:t>
       </w:r>
+      <w:proofErr w:type="gramEnd"/>
       <w:r>
         <w:t xml:space="preserve"> </w:t>
       </w:r>
